--- a/notes2.docx
+++ b/notes2.docx
@@ -6514,6 +6514,89 @@
           <w:rtl/>
         </w:rPr>
       </w:pPr>
+    </w:p>
+    <w:p>
+      <w:pPr>
+        <w:rPr>
+          <w:rtl/>
+        </w:rPr>
+      </w:pPr>
+    </w:p>
+    <w:p>
+      <w:pPr>
+        <w:rPr>
+          <w:rtl/>
+        </w:rPr>
+      </w:pPr>
+    </w:p>
+    <w:p>
+      <w:pPr>
+        <w:pBdr>
+          <w:bottom w:val="single" w:sz="6" w:space="1" w:color="auto"/>
+        </w:pBdr>
+        <w:rPr>
+          <w:rtl/>
+        </w:rPr>
+      </w:pPr>
+    </w:p>
+    <w:p>
+      <w:pPr>
+        <w:rPr>
+          <w:rtl/>
+        </w:rPr>
+      </w:pPr>
+    </w:p>
+    <w:p>
+      <w:r>
+        <w:t>UPDATE drivers</w:t>
+      </w:r>
+    </w:p>
+    <w:p>
+      <w:r>
+        <w:t xml:space="preserve">SET </w:t>
+      </w:r>
+      <w:proofErr w:type="spellStart"/>
+      <w:r>
+        <w:t>connection_config</w:t>
+      </w:r>
+      <w:proofErr w:type="spellEnd"/>
+      <w:r>
+        <w:t xml:space="preserve"> = '{"host": "localhost", "port": 502, "</w:t>
+      </w:r>
+      <w:proofErr w:type="spellStart"/>
+      <w:r>
+        <w:t>timeout_ms</w:t>
+      </w:r>
+      <w:proofErr w:type="spellEnd"/>
+      <w:r>
+        <w:t>": 3000, "</w:t>
+      </w:r>
+      <w:proofErr w:type="spellStart"/>
+      <w:r>
+        <w:t>default_unit_id</w:t>
+      </w:r>
+      <w:proofErr w:type="spellEnd"/>
+      <w:r>
+        <w:t>": 1, "</w:t>
+      </w:r>
+      <w:proofErr w:type="spellStart"/>
+      <w:r>
+        <w:t>inter_request_delay_ms</w:t>
+      </w:r>
+      <w:proofErr w:type="spellEnd"/>
+      <w:r>
+        <w:t>": 1000, "debug": false}'</w:t>
+      </w:r>
+    </w:p>
+    <w:p>
+      <w:pPr>
+        <w:rPr>
+          <w:rtl/>
+        </w:rPr>
+      </w:pPr>
+      <w:r>
+        <w:t>WHERE name = 'MODBUS_TCP_1';</w:t>
+      </w:r>
     </w:p>
     <w:p>
       <w:pPr>
